--- a/docs/AgPV_Student_How_To_Guide.docx
+++ b/docs/AgPV_Student_How_To_Guide.docx
@@ -36,7 +36,7 @@
         <w:spacing w:after="160"/>
       </w:pPr>
       <w:r>
-        <w:t xml:space="preserve">The AgPV AI Consultant is a research prototype from the CEED group at Purdue (Prof. Muhammad Ashraful Alam) that helps you explore agrivoltaics -- combining solar panels with farmland -- by chatting with an AI assistant and, when useful, running a real PVMAPS solar-yield simulation behind the scenes.</w:t>
+        <w:t xml:space="preserve">A CEED-lab (Purdue, Prof. Muhammad Ashraful Alam) research prototype that lets you explore agrivoltaics -- combining solar panels with farmland -- by chatting with an AI assistant that can run a real PVMAPS solar-yield simulation when useful.</w:t>
       </w:r>
     </w:p>
     <w:p>
@@ -47,7 +47,7 @@
         <w:rPr>
           <w:color w:val="555555"/>
         </w:rPr>
-        <w:t xml:space="preserve">This guide walks through getting the app running and how to use both of its modes.</w:t>
+        <w:t xml:space="preserve">This guide covers setup and both usage modes.</w:t>
       </w:r>
     </w:p>
     <w:p>
@@ -56,15 +56,15 @@
         <w:spacing w:after="160" w:before="360"/>
       </w:pPr>
       <w:r>
-        <w:t xml:space="preserve">1. Before You Start</w:t>
-      </w:r>
-    </w:p>
-    <w:p>
-      <w:pPr>
-        <w:spacing w:after="160"/>
-      </w:pPr>
-      <w:r>
-        <w:t xml:space="preserve">You'll need the following before the app will run:</w:t>
+        <w:t xml:space="preserve">1. Using the Shared Link (Recommended)</w:t>
+      </w:r>
+    </w:p>
+    <w:p>
+      <w:pPr>
+        <w:spacing w:after="160"/>
+      </w:pPr>
+      <w:r>
+        <w:t xml:space="preserve">If you were given a link and an access code, you don't need to install anything -- skip Section 3 entirely.</w:t>
       </w:r>
     </w:p>
     <w:p>
@@ -77,7 +77,7 @@
         <w:spacing w:after="80"/>
       </w:pPr>
       <w:r>
-        <w:t xml:space="preserve">Python 3.10+ installed on your machine.</w:t>
+        <w:t xml:space="preserve">Open the link you were given.</w:t>
       </w:r>
     </w:p>
     <w:p>
@@ -90,7 +90,7 @@
         <w:spacing w:after="80"/>
       </w:pPr>
       <w:r>
-        <w:t xml:space="preserve">MATLAB, plus MATLAB Engine for Python, installed and licensed. PVMAPS runs through MATLAB, and the app currently needs MATLAB Engine available just to start up -- even if you only plan to ask general questions.</w:t>
+        <w:t xml:space="preserve">Enter the access code you were given.</w:t>
       </w:r>
     </w:p>
     <w:p>
@@ -103,7 +103,7 @@
         <w:spacing w:after="80"/>
       </w:pPr>
       <w:r>
-        <w:t xml:space="preserve">A Purdue GenAI Studio API key (free for Purdue users with a Purdue login) -- see Section 2.</w:t>
+        <w:t xml:space="preserve">Enter your own Purdue GenAI Studio API key -- see Section 2 if you don't have one yet.</w:t>
       </w:r>
     </w:p>
     <w:p>
@@ -116,7 +116,7 @@
         <w:spacing w:after="80"/>
       </w:pPr>
       <w:r>
-        <w:t xml:space="preserve">Access to the project repository (link below).</w:t>
+        <w:t xml:space="preserve">Choose Guided or Expert mode and start (see Section 4).</w:t>
       </w:r>
     </w:p>
     <w:p>
@@ -133,8 +133,71 @@
           <w:iCs/>
           <w:color w:val="555555"/>
         </w:rPr>
-        <w:t xml:space="preserve">Note: If you don't have MATLAB installed, the app will fail to launch at all right now. This is a known limitation the team is aware of -- ask before assuming your setup is broken.</w:t>
-      </w:r>
+        <w:t xml:space="preserve">Note: This link is temporary and only works while the organizer is running it. If it stops loading, ask them for a current link.</w:t>
+      </w:r>
+    </w:p>
+    <w:p>
+      <w:pPr>
+        <w:pStyle w:val="Heading1"/>
+        <w:spacing w:after="160" w:before="360"/>
+      </w:pPr>
+      <w:r>
+        <w:t xml:space="preserve">2. Get Your Purdue GenAI Studio API Key</w:t>
+      </w:r>
+    </w:p>
+    <w:p>
+      <w:pPr>
+        <w:spacing w:after="160"/>
+      </w:pPr>
+      <w:r>
+        <w:t xml:space="preserve">Needed either way -- whether you're using a shared link or running your own copy.</w:t>
+      </w:r>
+    </w:p>
+    <w:p>
+      <w:pPr>
+        <w:pStyle w:val="ListParagraph"/>
+        <w:numPr>
+          <w:ilvl w:val="0"/>
+          <w:numId w:val="3"/>
+        </w:numPr>
+        <w:spacing w:after="80"/>
+      </w:pPr>
+      <w:r>
+        <w:t xml:space="preserve">Log in to Purdue GenAI Studio, then go to your avatar menu -&gt; Settings -&gt; Account.</w:t>
+      </w:r>
+    </w:p>
+    <w:p>
+      <w:pPr>
+        <w:pStyle w:val="ListParagraph"/>
+        <w:numPr>
+          <w:ilvl w:val="0"/>
+          <w:numId w:val="3"/>
+        </w:numPr>
+        <w:spacing w:after="80"/>
+      </w:pPr>
+      <w:r>
+        <w:t xml:space="preserve">Expand API Keys, create one, and copy it.</w:t>
+      </w:r>
+    </w:p>
+    <w:p>
+      <w:pPr>
+        <w:spacing w:after="160"/>
+      </w:pPr>
+      <w:r>
+        <w:rPr>
+          <w:b/>
+          <w:bCs/>
+        </w:rPr>
+        <w:t xml:space="preserve">Full instructions: </w:t>
+      </w:r>
+      <w:hyperlink w:history="1" r:id="rId8iwyrpcgj91uszxo6u2nn">
+        <w:r>
+          <w:rPr>
+            <w:rStyle w:val="Hyperlink"/>
+          </w:rPr>
+          <w:t xml:space="preserve">rcac.purdue.edu/knowledge/genaistudio/api</w:t>
+        </w:r>
+      </w:hyperlink>
     </w:p>
     <w:p>
       <w:pPr>
@@ -150,7 +213,67 @@
           <w:iCs/>
           <w:color w:val="555555"/>
         </w:rPr>
-        <w:t xml:space="preserve">Note: The matlabengine Python package only works with the exact MATLAB release it was built for. requirements.txt pins a version matching R2025b -- if your installed MATLAB is a different release, run "pip install matlabengine" (no version pin) instead so pip picks the version that matches what you actually have.</w:t>
+        <w:t xml:space="preserve">Note: Treat it like a password -- don't share it or commit it to git.</w:t>
+      </w:r>
+    </w:p>
+    <w:p>
+      <w:pPr>
+        <w:pStyle w:val="Heading1"/>
+        <w:spacing w:after="160" w:before="360"/>
+      </w:pPr>
+      <w:r>
+        <w:t xml:space="preserve">3. Running It Locally Instead (Optional)</w:t>
+      </w:r>
+    </w:p>
+    <w:p>
+      <w:pPr>
+        <w:spacing w:after="160"/>
+      </w:pPr>
+      <w:r>
+        <w:t xml:space="preserve">Only needed if you want your own copy running, rather than using a shared link. You'll need:</w:t>
+      </w:r>
+    </w:p>
+    <w:p>
+      <w:pPr>
+        <w:pStyle w:val="ListParagraph"/>
+        <w:numPr>
+          <w:ilvl w:val="0"/>
+          <w:numId w:val="4"/>
+        </w:numPr>
+        <w:spacing w:after="80"/>
+      </w:pPr>
+      <w:r>
+        <w:t xml:space="preserve">Python 3.10+.</w:t>
+      </w:r>
+    </w:p>
+    <w:p>
+      <w:pPr>
+        <w:pStyle w:val="ListParagraph"/>
+        <w:numPr>
+          <w:ilvl w:val="0"/>
+          <w:numId w:val="4"/>
+        </w:numPr>
+        <w:spacing w:after="80"/>
+      </w:pPr>
+      <w:r>
+        <w:t xml:space="preserve">MATLAB + matching MATLAB Engine for Python -- required just to launch the app, not only to simulate.</w:t>
+      </w:r>
+    </w:p>
+    <w:p>
+      <w:pPr>
+        <w:pBdr>
+          <w:left w:val="single" w:color="3D5AFE" w:sz="12" w:space="8"/>
+        </w:pBdr>
+        <w:spacing w:after="200"/>
+        <w:ind w:left="100"/>
+      </w:pPr>
+      <w:r>
+        <w:rPr>
+          <w:i/>
+          <w:iCs/>
+          <w:color w:val="555555"/>
+        </w:rPr>
+        <w:t xml:space="preserve">Note: No MATLAB, or a mismatched matlabengine version, means the app won't launch (known limitation). requirements.txt pins matlabengine for R2025b -- if yours differs, run "pip install matlabengine" unpinned instead.</w:t>
       </w:r>
     </w:p>
     <w:p>
@@ -164,7 +287,7 @@
         </w:rPr>
         <w:t xml:space="preserve">Repository: </w:t>
       </w:r>
-      <w:hyperlink w:history="1" r:id="rIdzazpz1e_kchpate26aai8">
+      <w:hyperlink w:history="1" r:id="rIdbgmbxhhsdewr_kdukbmve">
         <w:r>
           <w:rPr>
             <w:rStyle w:val="Hyperlink"/>
@@ -175,92 +298,62 @@
     </w:p>
     <w:p>
       <w:pPr>
-        <w:pStyle w:val="Heading1"/>
-        <w:spacing w:after="160" w:before="360"/>
-      </w:pPr>
-      <w:r>
-        <w:t xml:space="preserve">2. Get Your Purdue GenAI Studio API Key</w:t>
-      </w:r>
-    </w:p>
-    <w:p>
-      <w:pPr>
-        <w:spacing w:after="160"/>
-      </w:pPr>
-      <w:r>
-        <w:t xml:space="preserve">The app uses Purdue's GenAI Studio to power its AI features, so you need your own API key:</w:t>
-      </w:r>
-    </w:p>
-    <w:p>
-      <w:pPr>
-        <w:pStyle w:val="ListParagraph"/>
-        <w:numPr>
-          <w:ilvl w:val="0"/>
-          <w:numId w:val="3"/>
-        </w:numPr>
-        <w:spacing w:after="80"/>
-      </w:pPr>
-      <w:r>
-        <w:t xml:space="preserve">Go to Purdue GenAI Studio and log in with your Purdue account.</w:t>
-      </w:r>
-    </w:p>
-    <w:p>
-      <w:pPr>
-        <w:pStyle w:val="ListParagraph"/>
-        <w:numPr>
-          <w:ilvl w:val="0"/>
-          <w:numId w:val="3"/>
-        </w:numPr>
-        <w:spacing w:after="80"/>
-      </w:pPr>
-      <w:r>
-        <w:t xml:space="preserve">Click your user avatar (top of the page) and go to Settings, then the Account tab.</w:t>
-      </w:r>
-    </w:p>
-    <w:p>
-      <w:pPr>
-        <w:pStyle w:val="ListParagraph"/>
-        <w:numPr>
-          <w:ilvl w:val="0"/>
-          <w:numId w:val="3"/>
-        </w:numPr>
-        <w:spacing w:after="80"/>
-      </w:pPr>
-      <w:r>
-        <w:t xml:space="preserve">Find the API Keys section and expand it.</w:t>
-      </w:r>
-    </w:p>
-    <w:p>
-      <w:pPr>
-        <w:pStyle w:val="ListParagraph"/>
-        <w:numPr>
-          <w:ilvl w:val="0"/>
-          <w:numId w:val="3"/>
-        </w:numPr>
-        <w:spacing w:after="80"/>
-      </w:pPr>
-      <w:r>
-        <w:t xml:space="preserve">Create a new API key and copy it -- you'll paste this into the app in Section 4.</w:t>
-      </w:r>
-    </w:p>
-    <w:p>
-      <w:pPr>
-        <w:spacing w:after="160"/>
-      </w:pPr>
-      <w:r>
-        <w:rPr>
-          <w:b/>
-          <w:bCs/>
-        </w:rPr>
-        <w:t xml:space="preserve">Full instructions: </w:t>
-      </w:r>
-      <w:hyperlink w:history="1" r:id="rId5gzqaazyyeajz6kmcz9bs">
-        <w:r>
-          <w:rPr>
-            <w:rStyle w:val="Hyperlink"/>
-          </w:rPr>
-          <w:t xml:space="preserve">rcac.purdue.edu/knowledge/genaistudio/api</w:t>
-        </w:r>
-      </w:hyperlink>
+        <w:spacing w:after="160"/>
+      </w:pPr>
+      <w:r>
+        <w:t xml:space="preserve">From a terminal, in the folder where you want the project:</w:t>
+      </w:r>
+    </w:p>
+    <w:p>
+      <w:pPr>
+        <w:shd w:fill="F2F2F2" w:val="clear"/>
+        <w:spacing w:after="200" w:before="80"/>
+        <w:ind w:left="120" w:right="120"/>
+      </w:pPr>
+      <w:r>
+        <w:rPr>
+          <w:rFonts w:ascii="Courier New" w:cs="Courier New" w:eastAsia="Courier New" w:hAnsi="Courier New"/>
+          <w:sz w:val="20"/>
+          <w:szCs w:val="20"/>
+        </w:rPr>
+        <w:t xml:space="preserve">git clone https://github.com/CEEDGroup/AGPV-AI-Consultant.git</w:t>
+      </w:r>
+      <w:r>
+        <w:rPr>
+          <w:rFonts w:ascii="Courier New" w:cs="Courier New" w:eastAsia="Courier New" w:hAnsi="Courier New"/>
+          <w:sz w:val="20"/>
+          <w:szCs w:val="20"/>
+        </w:rPr>
+        <w:br/>
+        <w:t xml:space="preserve">cd AGPV-AI-Consultant</w:t>
+      </w:r>
+      <w:r>
+        <w:rPr>
+          <w:rFonts w:ascii="Courier New" w:cs="Courier New" w:eastAsia="Courier New" w:hAnsi="Courier New"/>
+          <w:sz w:val="20"/>
+          <w:szCs w:val="20"/>
+        </w:rPr>
+        <w:br/>
+        <w:t xml:space="preserve">python -m venv .venv</w:t>
+      </w:r>
+      <w:r>
+        <w:rPr>
+          <w:rFonts w:ascii="Courier New" w:cs="Courier New" w:eastAsia="Courier New" w:hAnsi="Courier New"/>
+          <w:sz w:val="20"/>
+          <w:szCs w:val="20"/>
+        </w:rPr>
+        <w:br/>
+        <w:t xml:space="preserve">.\.venv\Scripts\activate        (Windows)</w:t>
+      </w:r>
+      <w:r>
+        <w:rPr>
+          <w:rFonts w:ascii="Courier New" w:cs="Courier New" w:eastAsia="Courier New" w:hAnsi="Courier New"/>
+          <w:sz w:val="20"/>
+          <w:szCs w:val="20"/>
+        </w:rPr>
+        <w:br/>
+        <w:t xml:space="preserve">pip install -r requirements.txt</w:t>
+      </w:r>
     </w:p>
     <w:p>
       <w:pPr>
@@ -276,24 +369,15 @@
           <w:iCs/>
           <w:color w:val="555555"/>
         </w:rPr>
-        <w:t xml:space="preserve">Note: Treat this key like a password. Don't share it, commit it to git, or paste it into a public chat.</w:t>
-      </w:r>
-    </w:p>
-    <w:p>
-      <w:pPr>
-        <w:pStyle w:val="Heading1"/>
-        <w:spacing w:after="160" w:before="360"/>
-      </w:pPr>
-      <w:r>
-        <w:t xml:space="preserve">3. Set Up the App</w:t>
-      </w:r>
-    </w:p>
-    <w:p>
-      <w:pPr>
-        <w:spacing w:after="160"/>
-      </w:pPr>
-      <w:r>
-        <w:t xml:space="preserve">From a terminal, in the folder where you want the project:</w:t>
+        <w:t xml:space="preserve">Note: First install can take 30-40+ minutes (docling, torch, chromadb are large) -- not a hang.</w:t>
+      </w:r>
+    </w:p>
+    <w:p>
+      <w:pPr>
+        <w:spacing w:after="160"/>
+      </w:pPr>
+      <w:r>
+        <w:t xml:space="preserve">Then start the app:</w:t>
       </w:r>
     </w:p>
     <w:p>
@@ -308,65 +392,6 @@
           <w:sz w:val="20"/>
           <w:szCs w:val="20"/>
         </w:rPr>
-        <w:t xml:space="preserve">git clone https://github.com/CEEDGroup/AGPV-AI-Consultant.git</w:t>
-      </w:r>
-      <w:r>
-        <w:rPr>
-          <w:rFonts w:ascii="Courier New" w:cs="Courier New" w:eastAsia="Courier New" w:hAnsi="Courier New"/>
-          <w:sz w:val="20"/>
-          <w:szCs w:val="20"/>
-        </w:rPr>
-        <w:br/>
-        <w:t xml:space="preserve">cd AGPV-AI-Consultant</w:t>
-      </w:r>
-      <w:r>
-        <w:rPr>
-          <w:rFonts w:ascii="Courier New" w:cs="Courier New" w:eastAsia="Courier New" w:hAnsi="Courier New"/>
-          <w:sz w:val="20"/>
-          <w:szCs w:val="20"/>
-        </w:rPr>
-        <w:br/>
-        <w:t xml:space="preserve">python -m venv .venv</w:t>
-      </w:r>
-      <w:r>
-        <w:rPr>
-          <w:rFonts w:ascii="Courier New" w:cs="Courier New" w:eastAsia="Courier New" w:hAnsi="Courier New"/>
-          <w:sz w:val="20"/>
-          <w:szCs w:val="20"/>
-        </w:rPr>
-        <w:br/>
-        <w:t xml:space="preserve">.\.venv\Scripts\activate        (Windows)</w:t>
-      </w:r>
-      <w:r>
-        <w:rPr>
-          <w:rFonts w:ascii="Courier New" w:cs="Courier New" w:eastAsia="Courier New" w:hAnsi="Courier New"/>
-          <w:sz w:val="20"/>
-          <w:szCs w:val="20"/>
-        </w:rPr>
-        <w:br/>
-        <w:t xml:space="preserve">pip install -r requirements.txt</w:t>
-      </w:r>
-    </w:p>
-    <w:p>
-      <w:pPr>
-        <w:spacing w:after="160"/>
-      </w:pPr>
-      <w:r>
-        <w:t xml:space="preserve">Then start the app:</w:t>
-      </w:r>
-    </w:p>
-    <w:p>
-      <w:pPr>
-        <w:shd w:fill="F2F2F2" w:val="clear"/>
-        <w:spacing w:after="200" w:before="80"/>
-        <w:ind w:left="120" w:right="120"/>
-      </w:pPr>
-      <w:r>
-        <w:rPr>
-          <w:rFonts w:ascii="Courier New" w:cs="Courier New" w:eastAsia="Courier New" w:hAnsi="Courier New"/>
-          <w:sz w:val="20"/>
-          <w:szCs w:val="20"/>
-        </w:rPr>
         <w:t xml:space="preserve">streamlit run app.py</w:t>
       </w:r>
     </w:p>
@@ -375,7 +400,7 @@
         <w:spacing w:after="160"/>
       </w:pPr>
       <w:r>
-        <w:t xml:space="preserve">This opens the app in your browser, usually at http://localhost:8501.</w:t>
+        <w:t xml:space="preserve">This opens the app in your browser, usually at http://localhost:8501. Paste your Section 2 API key when asked -- it's kept only for that browser session, never saved or sent anywhere except Purdue's GenAI Studio.</w:t>
       </w:r>
     </w:p>
     <w:p>
@@ -384,41 +409,165 @@
         <w:spacing w:after="160" w:before="360"/>
       </w:pPr>
       <w:r>
-        <w:t xml:space="preserve">4. First Launch: Enter Your API Key</w:t>
-      </w:r>
-    </w:p>
-    <w:p>
-      <w:pPr>
-        <w:spacing w:after="160"/>
-      </w:pPr>
-      <w:r>
-        <w:t xml:space="preserve">The first screen you'll see asks for your Purdue GenAI Studio API key (the one from Section 2). Paste it in and click Continue.</w:t>
-      </w:r>
-    </w:p>
-    <w:p>
-      <w:pPr>
-        <w:pStyle w:val="ListParagraph"/>
-        <w:numPr>
-          <w:ilvl w:val="0"/>
-          <w:numId w:val="2"/>
-        </w:numPr>
-        <w:spacing w:after="80"/>
-      </w:pPr>
-      <w:r>
-        <w:t xml:space="preserve">Your key is kept only for this browser session -- it isn't saved to a file or sent anywhere except Purdue's GenAI Studio.</w:t>
-      </w:r>
-    </w:p>
-    <w:p>
-      <w:pPr>
-        <w:pStyle w:val="ListParagraph"/>
-        <w:numPr>
-          <w:ilvl w:val="0"/>
-          <w:numId w:val="2"/>
-        </w:numPr>
-        <w:spacing w:after="80"/>
-      </w:pPr>
-      <w:r>
-        <w:t xml:space="preserve">If you close the tab or restart the app, you'll be asked for it again.</w:t>
+        <w:t xml:space="preserve">4. Choose a Mode</w:t>
+      </w:r>
+    </w:p>
+    <w:p>
+      <w:pPr>
+        <w:spacing w:after="160"/>
+      </w:pPr>
+      <w:r>
+        <w:t xml:space="preserve">After your key is accepted, pick one of two modes -- switch any time from the sidebar.</w:t>
+      </w:r>
+    </w:p>
+    <w:p>
+      <w:pPr>
+        <w:pStyle w:val="Heading2"/>
+        <w:spacing w:after="120" w:before="240"/>
+      </w:pPr>
+      <w:r>
+        <w:t xml:space="preserve">Guided Mode (recommended for most students)</w:t>
+      </w:r>
+    </w:p>
+    <w:p>
+      <w:pPr>
+        <w:spacing w:after="160"/>
+      </w:pPr>
+      <w:r>
+        <w:t xml:space="preserve">A conversational flow -- good if you don't know PVMAPS parameters and want to talk through your project.</w:t>
+      </w:r>
+    </w:p>
+    <w:p>
+      <w:pPr>
+        <w:pStyle w:val="ListParagraph"/>
+        <w:numPr>
+          <w:ilvl w:val="0"/>
+          <w:numId w:val="5"/>
+        </w:numPr>
+        <w:spacing w:after="80"/>
+      </w:pPr>
+      <w:r>
+        <w:t xml:space="preserve">Fill out a short profile: background, goal today, and (optionally) a site location and panel datasheet PDF.</w:t>
+      </w:r>
+    </w:p>
+    <w:p>
+      <w:pPr>
+        <w:pStyle w:val="ListParagraph"/>
+        <w:numPr>
+          <w:ilvl w:val="0"/>
+          <w:numId w:val="5"/>
+        </w:numPr>
+        <w:spacing w:after="80"/>
+      </w:pPr>
+      <w:r>
+        <w:t xml:space="preserve">Chat immediately -- ask general agrivoltaics questions, no simulation required.</w:t>
+      </w:r>
+    </w:p>
+    <w:p>
+      <w:pPr>
+        <w:pStyle w:val="ListParagraph"/>
+        <w:numPr>
+          <w:ilvl w:val="0"/>
+          <w:numId w:val="5"/>
+        </w:numPr>
+        <w:spacing w:after="80"/>
+      </w:pPr>
+      <w:r>
+        <w:t xml:space="preserve">Describe a project and location and the assistant asks clarifying questions, then runs a PVMAPS estimate automatically once it has enough information, with results and an explanation shown inline.</w:t>
+      </w:r>
+    </w:p>
+    <w:p>
+      <w:pPr>
+        <w:spacing w:after="160"/>
+      </w:pPr>
+      <w:r>
+        <w:rPr>
+          <w:b/>
+          <w:bCs/>
+        </w:rPr>
+        <w:t xml:space="preserve">Good questions:</w:t>
+      </w:r>
+    </w:p>
+    <w:p>
+      <w:pPr>
+        <w:pStyle w:val="ListParagraph"/>
+        <w:numPr>
+          <w:ilvl w:val="0"/>
+          <w:numId w:val="4"/>
+        </w:numPr>
+        <w:spacing w:after="80"/>
+      </w:pPr>
+      <w:r>
+        <w:t xml:space="preserve">"What is agrivoltaics and why would a farmer consider it?"</w:t>
+      </w:r>
+    </w:p>
+    <w:p>
+      <w:pPr>
+        <w:pStyle w:val="ListParagraph"/>
+        <w:numPr>
+          <w:ilvl w:val="0"/>
+          <w:numId w:val="4"/>
+        </w:numPr>
+        <w:spacing w:after="80"/>
+      </w:pPr>
+      <w:r>
+        <w:t xml:space="preserve">"I have a 10-acre field near Lafayette, Indiana -- what would solar yield look like there?"</w:t>
+      </w:r>
+    </w:p>
+    <w:p>
+      <w:pPr>
+        <w:pStyle w:val="Heading2"/>
+        <w:spacing w:after="120" w:before="240"/>
+      </w:pPr>
+      <w:r>
+        <w:t xml:space="preserve">Expert Mode</w:t>
+      </w:r>
+    </w:p>
+    <w:p>
+      <w:pPr>
+        <w:spacing w:after="160"/>
+      </w:pPr>
+      <w:r>
+        <w:t xml:space="preserve">A form-based flow for directly setting PVMAPS parameters -- good if you already know what you want to configure.</w:t>
+      </w:r>
+    </w:p>
+    <w:p>
+      <w:pPr>
+        <w:pStyle w:val="ListParagraph"/>
+        <w:numPr>
+          <w:ilvl w:val="0"/>
+          <w:numId w:val="6"/>
+        </w:numPr>
+        <w:spacing w:after="80"/>
+      </w:pPr>
+      <w:r>
+        <w:t xml:space="preserve">Set parameters (module type, array configuration, tilt, azimuth, ground-sculpting height, etc.) in the grid of fields.</w:t>
+      </w:r>
+    </w:p>
+    <w:p>
+      <w:pPr>
+        <w:pStyle w:val="ListParagraph"/>
+        <w:numPr>
+          <w:ilvl w:val="0"/>
+          <w:numId w:val="6"/>
+        </w:numPr>
+        <w:spacing w:after="80"/>
+      </w:pPr>
+      <w:r>
+        <w:t xml:space="preserve">Click Run PVMAPS -- a monthly yield chart and explanation appear below the form.</w:t>
+      </w:r>
+    </w:p>
+    <w:p>
+      <w:pPr>
+        <w:pStyle w:val="ListParagraph"/>
+        <w:numPr>
+          <w:ilvl w:val="0"/>
+          <w:numId w:val="6"/>
+        </w:numPr>
+        <w:spacing w:after="80"/>
+      </w:pPr>
+      <w:r>
+        <w:t xml:space="preserve">Use the "Ask about this result" chat box for follow-up questions about that run.</w:t>
       </w:r>
     </w:p>
     <w:p>
@@ -435,7 +584,7 @@
           <w:iCs/>
           <w:color w:val="555555"/>
         </w:rPr>
-        <w:t xml:space="preserve">Note: If you'd rather not re-enter it every time during repeated local testing, you can instead set an environment variable named PURDUE_GENAI_KEY (e.g. in a .env file in the project root) before launching -- the app will use that automatically and skip this screen.</w:t>
+        <w:t xml:space="preserve">Note: Assumes some familiarity with PVMAPS terminology -- hover a field for a short description.</w:t>
       </w:r>
     </w:p>
     <w:p>
@@ -444,208 +593,27 @@
         <w:spacing w:after="160" w:before="360"/>
       </w:pPr>
       <w:r>
-        <w:t xml:space="preserve">5. Choose a Mode</w:t>
-      </w:r>
-    </w:p>
-    <w:p>
-      <w:pPr>
-        <w:spacing w:after="160"/>
-      </w:pPr>
-      <w:r>
-        <w:t xml:space="preserve">After your API key is accepted, you'll be asked to choose between two modes. You can switch between them any time from the sidebar.</w:t>
-      </w:r>
-    </w:p>
-    <w:p>
-      <w:pPr>
-        <w:pStyle w:val="Heading2"/>
-        <w:spacing w:after="120" w:before="240"/>
-      </w:pPr>
-      <w:r>
-        <w:t xml:space="preserve">Guided Mode (recommended for most students)</w:t>
-      </w:r>
-    </w:p>
-    <w:p>
-      <w:pPr>
-        <w:spacing w:after="160"/>
-      </w:pPr>
-      <w:r>
-        <w:t xml:space="preserve">A conversational, chat-based flow -- good if you don't know PVMAPS parameters and want to talk through your project.</w:t>
-      </w:r>
-    </w:p>
-    <w:p>
-      <w:pPr>
-        <w:pStyle w:val="ListParagraph"/>
-        <w:numPr>
-          <w:ilvl w:val="0"/>
-          <w:numId w:val="4"/>
-        </w:numPr>
-        <w:spacing w:after="80"/>
-      </w:pPr>
-      <w:r>
-        <w:t xml:space="preserve">Fill out a short profile: who you are, your solar experience level, your goal today, and (optionally) a site location and a panel datasheet PDF.</w:t>
-      </w:r>
-    </w:p>
-    <w:p>
-      <w:pPr>
-        <w:pStyle w:val="ListParagraph"/>
-        <w:numPr>
-          <w:ilvl w:val="0"/>
-          <w:numId w:val="4"/>
-        </w:numPr>
-        <w:spacing w:after="80"/>
-      </w:pPr>
-      <w:r>
-        <w:t xml:space="preserve">Once submitted, you land in a chat. You can immediately ask general agrivoltaics questions -- no simulation required to start chatting.</w:t>
-      </w:r>
-    </w:p>
-    <w:p>
-      <w:pPr>
-        <w:pStyle w:val="ListParagraph"/>
-        <w:numPr>
-          <w:ilvl w:val="0"/>
-          <w:numId w:val="4"/>
-        </w:numPr>
-        <w:spacing w:after="80"/>
-      </w:pPr>
-      <w:r>
-        <w:t xml:space="preserve">If you describe a project and location, the assistant will ask clarifying questions and, when it has enough information, propose and run a PVMAPS solar-yield estimate for you automatically.</w:t>
-      </w:r>
-    </w:p>
-    <w:p>
-      <w:pPr>
-        <w:pStyle w:val="ListParagraph"/>
-        <w:numPr>
-          <w:ilvl w:val="0"/>
-          <w:numId w:val="4"/>
-        </w:numPr>
-        <w:spacing w:after="80"/>
-      </w:pPr>
-      <w:r>
-        <w:t xml:space="preserve">Results (a monthly yield chart plus a plain-language explanation) appear inline in the conversation, and you can keep chatting about them.</w:t>
-      </w:r>
-    </w:p>
-    <w:p>
-      <w:pPr>
-        <w:spacing w:after="160"/>
-      </w:pPr>
-      <w:r>
-        <w:rPr>
-          <w:b/>
-          <w:bCs/>
-        </w:rPr>
-        <w:t xml:space="preserve">Good questions for Guided Mode:</w:t>
-      </w:r>
-    </w:p>
-    <w:p>
-      <w:pPr>
-        <w:pStyle w:val="ListParagraph"/>
-        <w:numPr>
-          <w:ilvl w:val="0"/>
-          <w:numId w:val="2"/>
-        </w:numPr>
-        <w:spacing w:after="80"/>
-      </w:pPr>
-      <w:r>
-        <w:t xml:space="preserve">"What is agrivoltaics and why would a farmer consider it?"</w:t>
-      </w:r>
-    </w:p>
-    <w:p>
-      <w:pPr>
-        <w:pStyle w:val="ListParagraph"/>
-        <w:numPr>
-          <w:ilvl w:val="0"/>
-          <w:numId w:val="2"/>
-        </w:numPr>
-        <w:spacing w:after="80"/>
-      </w:pPr>
-      <w:r>
-        <w:t xml:space="preserve">"I have a 10-acre field near Lafayette, Indiana -- what would solar yield look like there?"</w:t>
-      </w:r>
-    </w:p>
-    <w:p>
-      <w:pPr>
-        <w:pStyle w:val="ListParagraph"/>
-        <w:numPr>
-          <w:ilvl w:val="0"/>
-          <w:numId w:val="2"/>
-        </w:numPr>
-        <w:spacing w:after="80"/>
-      </w:pPr>
-      <w:r>
-        <w:t xml:space="preserve">"How does row spacing affect crop shading?"</w:t>
-      </w:r>
-    </w:p>
-    <w:p>
-      <w:pPr>
-        <w:pStyle w:val="Heading2"/>
-        <w:spacing w:after="120" w:before="240"/>
-      </w:pPr>
-      <w:r>
-        <w:t xml:space="preserve">Expert Mode</w:t>
-      </w:r>
-    </w:p>
-    <w:p>
-      <w:pPr>
-        <w:spacing w:after="160"/>
-      </w:pPr>
-      <w:r>
-        <w:t xml:space="preserve">A form-based flow for directly setting PVMAPS parameters -- good if you already know what you want to configure.</w:t>
-      </w:r>
-    </w:p>
-    <w:p>
-      <w:pPr>
-        <w:pStyle w:val="ListParagraph"/>
-        <w:numPr>
-          <w:ilvl w:val="0"/>
-          <w:numId w:val="5"/>
-        </w:numPr>
-        <w:spacing w:after="80"/>
-      </w:pPr>
-      <w:r>
-        <w:t xml:space="preserve">Set parameters (module type, array configuration, tilt, azimuth, ground-sculpting height, etc.) using the grid of fields on the page.</w:t>
-      </w:r>
-    </w:p>
-    <w:p>
-      <w:pPr>
-        <w:pStyle w:val="ListParagraph"/>
-        <w:numPr>
-          <w:ilvl w:val="0"/>
-          <w:numId w:val="5"/>
-        </w:numPr>
-        <w:spacing w:after="80"/>
-      </w:pPr>
-      <w:r>
-        <w:t xml:space="preserve">Click Run PVMAPS. The simulation runs and, below the form, shows a monthly yield chart and an explanation of the results.</w:t>
-      </w:r>
-    </w:p>
-    <w:p>
-      <w:pPr>
-        <w:pStyle w:val="ListParagraph"/>
-        <w:numPr>
-          <w:ilvl w:val="0"/>
-          <w:numId w:val="5"/>
-        </w:numPr>
-        <w:spacing w:after="80"/>
-      </w:pPr>
-      <w:r>
-        <w:t xml:space="preserve">Use the "Ask about this result" chat box under the results to ask follow-up questions about that specific run -- e.g. why a particular month is higher or lower, or what a specific parameter did.</w:t>
-      </w:r>
-    </w:p>
-    <w:p>
-      <w:pPr>
-        <w:pBdr>
-          <w:left w:val="single" w:color="3D5AFE" w:sz="12" w:space="8"/>
-        </w:pBdr>
-        <w:spacing w:after="200"/>
-        <w:ind w:left="100"/>
+        <w:t xml:space="preserve">5. What the Assistant Can (and Can't) Help With</w:t>
+      </w:r>
+    </w:p>
+    <w:p>
+      <w:pPr>
+        <w:spacing w:after="160"/>
+      </w:pPr>
+      <w:r>
+        <w:t xml:space="preserve">Grounded in CEED's agrivoltaics research papers and the PVMAPS simulation itself -- best for explaining agrivoltaics concepts, interpreting your PVMAPS results, and suggesting reasonable configurations from a plain-language project description.</w:t>
+      </w:r>
+    </w:p>
+    <w:p>
+      <w:pPr>
+        <w:spacing w:after="160"/>
       </w:pPr>
       <w:r>
         <w:rPr>
           <w:i/>
           <w:iCs/>
-          <w:color w:val="555555"/>
-        </w:rPr>
-        <w:t xml:space="preserve">Note: Expert Mode assumes some familiarity with PVMAPS terminology -- if a field is unclear, hover over it for a short description.</w:t>
+        </w:rPr>
+        <w:t xml:space="preserve">Out of scope: crop yield, cost, or profit estimates (PVMAPS models solar/light only), and undocumented internal PVMAPS methodology -- ask a lab member for that.</w:t>
       </w:r>
     </w:p>
     <w:p>
@@ -654,153 +622,85 @@
         <w:spacing w:after="160" w:before="360"/>
       </w:pPr>
       <w:r>
-        <w:t xml:space="preserve">6. What the Assistant Can (and Can't) Help With</w:t>
-      </w:r>
-    </w:p>
-    <w:p>
-      <w:pPr>
-        <w:spacing w:after="160"/>
-      </w:pPr>
-      <w:r>
-        <w:t xml:space="preserve">The assistant is grounded in CEED's agrivoltaics research papers and the PVMAPS simulation itself, so it's best for:</w:t>
-      </w:r>
-    </w:p>
-    <w:p>
-      <w:pPr>
-        <w:pStyle w:val="ListParagraph"/>
-        <w:numPr>
-          <w:ilvl w:val="0"/>
-          <w:numId w:val="2"/>
-        </w:numPr>
-        <w:spacing w:after="80"/>
-      </w:pPr>
-      <w:r>
-        <w:t xml:space="preserve">Explaining agrivoltaics concepts and terminology.</w:t>
-      </w:r>
-    </w:p>
-    <w:p>
-      <w:pPr>
-        <w:pStyle w:val="ListParagraph"/>
-        <w:numPr>
-          <w:ilvl w:val="0"/>
-          <w:numId w:val="2"/>
-        </w:numPr>
-        <w:spacing w:after="80"/>
-      </w:pPr>
-      <w:r>
-        <w:t xml:space="preserve">Interpreting your PVMAPS results -- monthly patterns, what a parameter did, what a field means.</w:t>
-      </w:r>
-    </w:p>
-    <w:p>
-      <w:pPr>
-        <w:pStyle w:val="ListParagraph"/>
-        <w:numPr>
-          <w:ilvl w:val="0"/>
-          <w:numId w:val="2"/>
-        </w:numPr>
-        <w:spacing w:after="80"/>
-      </w:pPr>
-      <w:r>
-        <w:t xml:space="preserve">Suggesting reasonable PVMAPS configurations based on a plain-language description of your project.</w:t>
-      </w:r>
-    </w:p>
-    <w:p>
-      <w:pPr>
-        <w:spacing w:after="160"/>
-      </w:pPr>
-      <w:r>
-        <w:rPr>
-          <w:b w:val="false"/>
-          <w:bCs w:val="false"/>
-        </w:rPr>
-        <w:t xml:space="preserve">It's intentionally out of scope for:</w:t>
-      </w:r>
-    </w:p>
-    <w:p>
-      <w:pPr>
-        <w:pStyle w:val="ListParagraph"/>
-        <w:numPr>
-          <w:ilvl w:val="0"/>
-          <w:numId w:val="2"/>
-        </w:numPr>
-        <w:spacing w:after="80"/>
-      </w:pPr>
-      <w:r>
-        <w:t xml:space="preserve">Crop yield, cost, or profit estimates -- PVMAPS only models solar/light, not agronomics or economics.</w:t>
-      </w:r>
-    </w:p>
-    <w:p>
-      <w:pPr>
-        <w:pStyle w:val="ListParagraph"/>
-        <w:numPr>
-          <w:ilvl w:val="0"/>
-          <w:numId w:val="2"/>
-        </w:numPr>
-        <w:spacing w:after="80"/>
-      </w:pPr>
-      <w:r>
-        <w:t xml:space="preserve">Claims about PVMAPS's internal modeling methodology beyond what's documented -- ask a lab member for that level of detail.</w:t>
-      </w:r>
-    </w:p>
-    <w:p>
-      <w:pPr>
-        <w:pStyle w:val="Heading1"/>
-        <w:spacing w:after="160" w:before="360"/>
-      </w:pPr>
-      <w:r>
-        <w:t xml:space="preserve">7. Troubleshooting</w:t>
-      </w:r>
-    </w:p>
-    <w:p>
-      <w:pPr>
-        <w:pStyle w:val="ListParagraph"/>
-        <w:numPr>
-          <w:ilvl w:val="0"/>
-          <w:numId w:val="2"/>
-        </w:numPr>
-        <w:spacing w:after="80"/>
-      </w:pPr>
-      <w:r>
-        <w:t xml:space="preserve">"PVMAPS simulation failed": usually means MATLAB couldn't complete the run for that configuration, or a required parameter combination isn't supported yet. Try adjusting inputs, or ask in Guided Mode instead.</w:t>
-      </w:r>
-    </w:p>
-    <w:p>
-      <w:pPr>
-        <w:pStyle w:val="ListParagraph"/>
-        <w:numPr>
-          <w:ilvl w:val="0"/>
-          <w:numId w:val="2"/>
-        </w:numPr>
-        <w:spacing w:after="80"/>
-      </w:pPr>
-      <w:r>
-        <w:t xml:space="preserve">"I could not confirm that location": try a simpler city/state (e.g. "Lafayette, Indiana" rather than a full street address).</w:t>
-      </w:r>
-    </w:p>
-    <w:p>
-      <w:pPr>
-        <w:pStyle w:val="ListParagraph"/>
-        <w:numPr>
-          <w:ilvl w:val="0"/>
-          <w:numId w:val="2"/>
-        </w:numPr>
-        <w:spacing w:after="80"/>
-      </w:pPr>
-      <w:r>
-        <w:t xml:space="preserve">Answers feel slow or time out: the Purdue GenAI API is shared and rate-limited. If several students are testing at once, expect slower responses -- this isn't a bug.</w:t>
-      </w:r>
-    </w:p>
-    <w:p>
-      <w:pPr>
-        <w:pStyle w:val="ListParagraph"/>
-        <w:numPr>
-          <w:ilvl w:val="0"/>
-          <w:numId w:val="2"/>
-        </w:numPr>
-        <w:spacing w:after="80"/>
-      </w:pPr>
-      <w:r>
-        <w:t xml:space="preserve">App won't start at all: almost always a missing MATLAB / MATLAB Engine for Python install (Section 1), or a missing Python package -- rerun pip install -r requirements.txt.</w:t>
+        <w:t xml:space="preserve">6. Troubleshooting</w:t>
+      </w:r>
+    </w:p>
+    <w:p>
+      <w:pPr>
+        <w:pStyle w:val="ListParagraph"/>
+        <w:numPr>
+          <w:ilvl w:val="0"/>
+          <w:numId w:val="4"/>
+        </w:numPr>
+        <w:spacing w:after="80"/>
+      </w:pPr>
+      <w:r>
+        <w:t xml:space="preserve">Link won't load or times out: it's only live while the organizer is running it -- ask for a current link. If it loads but rejects your access code, double-check you copied it exactly.</w:t>
+      </w:r>
+    </w:p>
+    <w:p>
+      <w:pPr>
+        <w:pStyle w:val="ListParagraph"/>
+        <w:numPr>
+          <w:ilvl w:val="0"/>
+          <w:numId w:val="4"/>
+        </w:numPr>
+        <w:spacing w:after="80"/>
+      </w:pPr>
+      <w:r>
+        <w:t xml:space="preserve">"PVMAPS simulation failed": MATLAB couldn't complete that configuration, or it isn't supported yet -- adjust inputs, or ask in Guided Mode instead.</w:t>
+      </w:r>
+    </w:p>
+    <w:p>
+      <w:pPr>
+        <w:pStyle w:val="ListParagraph"/>
+        <w:numPr>
+          <w:ilvl w:val="0"/>
+          <w:numId w:val="4"/>
+        </w:numPr>
+        <w:spacing w:after="80"/>
+      </w:pPr>
+      <w:r>
+        <w:t xml:space="preserve">"I could not confirm that location": try a simpler city/state (e.g. "Lafayette, Indiana") rather than a full address.</w:t>
+      </w:r>
+    </w:p>
+    <w:p>
+      <w:pPr>
+        <w:pStyle w:val="ListParagraph"/>
+        <w:numPr>
+          <w:ilvl w:val="0"/>
+          <w:numId w:val="4"/>
+        </w:numPr>
+        <w:spacing w:after="80"/>
+      </w:pPr>
+      <w:r>
+        <w:t xml:space="preserve">Slow or timed-out answers: the Purdue GenAI API is shared and rate-limited -- normal under heavy use.</w:t>
+      </w:r>
+    </w:p>
+    <w:p>
+      <w:pPr>
+        <w:pStyle w:val="ListParagraph"/>
+        <w:numPr>
+          <w:ilvl w:val="0"/>
+          <w:numId w:val="4"/>
+        </w:numPr>
+        <w:spacing w:after="80"/>
+      </w:pPr>
+      <w:r>
+        <w:t xml:space="preserve">(Running locally) Won't start at all: missing MATLAB / MATLAB Engine (Section 3), or a missing package -- rerun pip install -r requirements.txt (can take 30-40+ min).</w:t>
+      </w:r>
+    </w:p>
+    <w:p>
+      <w:pPr>
+        <w:pStyle w:val="ListParagraph"/>
+        <w:numPr>
+          <w:ilvl w:val="0"/>
+          <w:numId w:val="4"/>
+        </w:numPr>
+        <w:spacing w:after="80"/>
+      </w:pPr>
+      <w:r>
+        <w:t xml:space="preserve">(Running locally) Skipped straight past the API key screen: another instance is probably still running elsewhere -- Streamlit defaults to port 8501. Stop other instances/tabs and relaunch.</w:t>
       </w:r>
     </w:p>
     <w:p>
@@ -1038,6 +938,18 @@
       </w:pPr>
     </w:lvl>
   </w:abstractNum>
+  <w:abstractNum w:abstractNumId="6" w15:restartNumberingAfterBreak="0">
+    <w:multiLevelType w:val="hybridMultilevel"/>
+    <w:lvl w:ilvl="0" w15:tentative="1">
+      <w:start w:val="1"/>
+      <w:numFmt w:val="decimal"/>
+      <w:lvlText w:val="%1."/>
+      <w:lvlJc w:val="left"/>
+      <w:pPr>
+        <w:ind w:left="420" w:hanging="320"/>
+      </w:pPr>
+    </w:lvl>
+  </w:abstractNum>
   <w:num w:numId="1">
     <w:abstractNumId w:val="1"/>
     <w:lvlOverride w:ilvl="0">
@@ -1045,25 +957,31 @@
     </w:lvlOverride>
   </w:num>
   <w:num w:numId="2">
-    <w:abstractNumId w:val="2"/>
+    <w:abstractNumId w:val="3"/>
     <w:lvlOverride w:ilvl="0">
       <w:startOverride w:val="1"/>
     </w:lvlOverride>
   </w:num>
   <w:num w:numId="3">
-    <w:abstractNumId w:val="3"/>
+    <w:abstractNumId w:val="4"/>
     <w:lvlOverride w:ilvl="0">
       <w:startOverride w:val="1"/>
     </w:lvlOverride>
   </w:num>
   <w:num w:numId="4">
-    <w:abstractNumId w:val="4"/>
+    <w:abstractNumId w:val="2"/>
     <w:lvlOverride w:ilvl="0">
       <w:startOverride w:val="1"/>
     </w:lvlOverride>
   </w:num>
   <w:num w:numId="5">
     <w:abstractNumId w:val="5"/>
+    <w:lvlOverride w:ilvl="0">
+      <w:startOverride w:val="1"/>
+    </w:lvlOverride>
+  </w:num>
+  <w:num w:numId="6">
+    <w:abstractNumId w:val="6"/>
     <w:lvlOverride w:ilvl="0">
       <w:startOverride w:val="1"/>
     </w:lvlOverride>
